--- a/paper/out/submission.docx
+++ b/paper/out/submission.docx
@@ -21,34 +21,34 @@
         <w:rPr>
           <w:rFonts w:hint="eastAsia"/>
         </w:rPr>
+        <w:t xml:space="preserve">刘子瑄</w:t>
+      </w:r>
+      <w:r>
+        <w:t xml:space="preserve">　</w:t>
+      </w:r>
+      <w:r>
+        <w:rPr>
+          <w:rFonts w:hint="eastAsia"/>
+        </w:rPr>
+        <w:t xml:space="preserve">马婧怡</w:t>
+      </w:r>
+      <w:r>
+        <w:t xml:space="preserve">　</w:t>
+      </w:r>
+      <w:r>
+        <w:rPr>
+          <w:rFonts w:hint="eastAsia"/>
+        </w:rPr>
+        <w:t xml:space="preserve">盛祺</w:t>
+      </w:r>
+      <w:r>
+        <w:t xml:space="preserve">　</w:t>
+      </w:r>
+      <w:r>
+        <w:rPr>
+          <w:rFonts w:hint="eastAsia"/>
+        </w:rPr>
         <w:t xml:space="preserve">张子睿</w:t>
-      </w:r>
-      <w:r>
-        <w:t xml:space="preserve">　</w:t>
-      </w:r>
-      <w:r>
-        <w:rPr>
-          <w:rFonts w:hint="eastAsia"/>
-        </w:rPr>
-        <w:t xml:space="preserve">盛祺</w:t>
-      </w:r>
-      <w:r>
-        <w:t xml:space="preserve">　</w:t>
-      </w:r>
-      <w:r>
-        <w:rPr>
-          <w:rFonts w:hint="eastAsia"/>
-        </w:rPr>
-        <w:t xml:space="preserve">刘子瑄</w:t>
-      </w:r>
-      <w:r>
-        <w:t xml:space="preserve">　</w:t>
-      </w:r>
-      <w:r>
-        <w:rPr>
-          <w:rFonts w:hint="eastAsia"/>
-        </w:rPr>
-        <w:t xml:space="preserve">马婧怡</w:t>
       </w:r>
       <w:r>
         <w:br/>
@@ -117,16 +117,16 @@
         <w:rPr>
           <w:rFonts w:hint="eastAsia"/>
         </w:rPr>
-        <w:t xml:space="preserve">中构建采集管线，同步记录相机画面、相机位姿、飞控动作与占据真值；训练一个约</w:t>
-      </w:r>
-      <w:r>
-        <w:t xml:space="preserve"> 5 M </w:t>
-      </w:r>
-      <w:r>
-        <w:rPr>
-          <w:rFonts w:hint="eastAsia"/>
-        </w:rPr>
-        <w:t xml:space="preserve">参数的隐空间预测模型，以</w:t>
+        <w:t xml:space="preserve">中构建采集管线，同步记录相机画面、相机位姿、飞控动作与占据真值；训练一个可训练参数</w:t>
+      </w:r>
+      <w:r>
+        <w:t xml:space="preserve"> 4.7 M </w:t>
+      </w:r>
+      <w:r>
+        <w:rPr>
+          <w:rFonts w:hint="eastAsia"/>
+        </w:rPr>
+        <w:t xml:space="preserve">的隐空间预测模型[1-2]，以</w:t>
       </w:r>
       <w:r>
         <w:t xml:space="preserve"> 8 </w:t>
@@ -234,13 +234,6 @@
         <w:t xml:space="preserve">隐空间预测；动作条件；无人机避障；分层规划</w:t>
       </w:r>
     </w:p>
-    <w:p>
-      <w:r>
-        <w:pict>
-          <v:rect style="width:0;height:1.5pt" o:hralign="center" o:hrstd="t" o:hr="t"/>
-        </w:pict>
-      </w:r>
-    </w:p>
     <w:bookmarkStart w:id="9" w:name="引言"/>
     <w:p>
       <w:pPr>
@@ -296,7 +289,7 @@
         <w:rPr>
           <w:rFonts w:hint="eastAsia"/>
         </w:rPr>
-        <w:t xml:space="preserve">，而不回答</w:t>
+        <w:t xml:space="preserve">[2-3]，而不回答</w:t>
       </w:r>
       <w:r>
         <w:rPr>
@@ -338,7 +331,7 @@
         <w:rPr>
           <w:rFonts w:hint="eastAsia"/>
         </w:rPr>
-        <w:t xml:space="preserve">公开的无人机视觉数据集以检测与跟踪为目标构建，只提供图像与目标框，不含相机位姿与飞控指令，无法支撑动作条件预测的训练与评估。</w:t>
+        <w:t xml:space="preserve">公开的无人机视觉数据集以检测与跟踪为目标构建[4]，只提供图像与目标框，不含相机位姿与飞控指令，无法支撑动作条件预测的训练与评估。</w:t>
       </w:r>
     </w:p>
     <w:p>
@@ -433,7 +426,7 @@
         <w:rPr>
           <w:rFonts w:hint="eastAsia"/>
         </w:rPr>
-        <w:t xml:space="preserve">隐空间预测存在退化解：当编码器对所有输入输出同一向量时，预测误差为零而表征不含信息。抑制该解需要两个约束，即目标编码器的指数滑动平均（EMA）与表征的方差/协方差正则（VICReg）。</w:t>
+        <w:t xml:space="preserve">隐空间预测存在退化解：当编码器对所有输入输出同一向量时，预测误差为零而表征不含信息。抑制该解需要两个约束，即目标编码器的指数滑动平均（EMA）与表征的方差/协方差正则（VICReg）[5]。</w:t>
       </w:r>
     </w:p>
     <w:p>
@@ -497,16 +490,16 @@
         <w:rPr>
           <w:rFonts w:hint="eastAsia"/>
         </w:rPr>
-        <w:t xml:space="preserve">：训练约</w:t>
-      </w:r>
-      <w:r>
-        <w:t xml:space="preserve"> 5 M </w:t>
-      </w:r>
-      <w:r>
-        <w:rPr>
-          <w:rFonts w:hint="eastAsia"/>
-        </w:rPr>
-        <w:t xml:space="preserve">参数的隐空间预测模型，输入为</w:t>
+        <w:t xml:space="preserve">：训练可训练参数</w:t>
+      </w:r>
+      <w:r>
+        <w:t xml:space="preserve"> 4.7 M </w:t>
+      </w:r>
+      <w:r>
+        <w:rPr>
+          <w:rFonts w:hint="eastAsia"/>
+        </w:rPr>
+        <w:t xml:space="preserve">的隐空间预测模型，输入为</w:t>
       </w:r>
       <w:r>
         <w:t xml:space="preserve"> 8 </w:t>
@@ -658,7 +651,7 @@
       </w:r>
     </w:p>
     <w:bookmarkEnd w:id="9"/>
-    <w:bookmarkStart w:id="13" w:name="相关工作"/>
+    <w:bookmarkStart w:id="14" w:name="相关工作"/>
     <w:p>
       <w:pPr>
         <w:pStyle w:val="Heading1"/>
@@ -690,7 +683,7 @@
         <w:rPr>
           <w:rFonts w:hint="eastAsia"/>
         </w:rPr>
-        <w:t xml:space="preserve">[待补：200</w:t>
+        <w:t xml:space="preserve">以表征为预测目标的思路源于联合嵌入预测架构（JEPA）[1]：编码器将观测映射为表征，预测器在表征空间中推断被遮挡或被遮蔽部分的目标，训练目标是最小化预测表征与目标表征之间的距离。V-JEPA</w:t>
       </w:r>
       <w:r>
         <w:t xml:space="preserve"> </w:t>
@@ -699,34 +692,18 @@
         <w:rPr>
           <w:rFonts w:hint="eastAsia"/>
         </w:rPr>
-        <w:t xml:space="preserve">字：JEPA</w:t>
-      </w:r>
-      <w:r>
-        <w:t xml:space="preserve"> </w:t>
-      </w:r>
-      <w:r>
-        <w:rPr>
-          <w:rFonts w:hint="eastAsia"/>
-        </w:rPr>
-        <w:t xml:space="preserve">与</w:t>
-      </w:r>
-      <w:r>
-        <w:t xml:space="preserve"> V-JEPA </w:t>
-      </w:r>
-      <w:r>
-        <w:rPr>
-          <w:rFonts w:hint="eastAsia"/>
-        </w:rPr>
-        <w:t xml:space="preserve">的预测目标；VICReg</w:t>
-      </w:r>
-      <w:r>
-        <w:t xml:space="preserve"> </w:t>
-      </w:r>
-      <w:r>
-        <w:rPr>
-          <w:rFonts w:hint="eastAsia"/>
-        </w:rPr>
-        <w:t xml:space="preserve">的方差/协方差约束；为何不在像素空间预测]</w:t>
+        <w:t xml:space="preserve">将该框架扩展到视频[2]，以指数滑动平均（EMA）维护的目标编码器提供训练目标，梯度不回传至目标分支。</w:t>
+      </w:r>
+    </w:p>
+    <w:p>
+      <w:pPr>
+        <w:pStyle w:val="BodyText"/>
+      </w:pPr>
+      <w:r>
+        <w:rPr>
+          <w:rFonts w:hint="eastAsia"/>
+        </w:rPr>
+        <w:t xml:space="preserve">不在像素空间预测的理由有两方面。其一，像素值受纹理与光照主导，误差被大面积静态区域稀释；其二，重建高保真画面所需的解码能力与预测动力学并不等价。但表征预测存在退化解：当编码器对所有输入输出同一向量时，预测误差为零而表征不含信息。VICReg[5]以方差项与协方差项对该退化解加以约束，前者要求每一维的标准差不低于阈值，后者惩罚维度之间的线性相关。</w:t>
       </w:r>
     </w:p>
     <w:bookmarkEnd w:id="10"/>
@@ -747,10 +724,13 @@
         <w:pStyle w:val="FirstParagraph"/>
       </w:pPr>
       <w:r>
-        <w:rPr>
-          <w:rFonts w:hint="eastAsia"/>
-        </w:rPr>
-        <w:t xml:space="preserve">[待补：150</w:t>
+        <w:t xml:space="preserve">Dreamer </w:t>
+      </w:r>
+      <w:r>
+        <w:rPr>
+          <w:rFonts w:hint="eastAsia"/>
+        </w:rPr>
+        <w:t xml:space="preserve">系列以循环状态空间模型学习隐空间动力学，并在隐空间中进行想象以训练策略[3,</w:t>
       </w:r>
       <w:r>
         <w:t xml:space="preserve"> </w:t>
@@ -759,7 +739,16 @@
         <w:rPr>
           <w:rFonts w:hint="eastAsia"/>
         </w:rPr>
-        <w:t xml:space="preserve">字：MAD</w:t>
+        <w:t xml:space="preserve">6]。面向四旋翼平台，MAD[7]指出以原始图像重建为自监督目标并非最优，转而重建以机体为中心的占据图与可见性图以及本体状态，使隐状态直接编码局部几何、可见性历史与自运动，并在真实森林环境中以</w:t>
+      </w:r>
+      <w:r>
+        <w:t xml:space="preserve"> 5.05 m/s </w:t>
+      </w:r>
+      <w:r>
+        <w:rPr>
+          <w:rFonts w:hint="eastAsia"/>
+        </w:rPr>
+        <w:t xml:space="preserve">完成实机飞行。AirDreamer[8]在世界模型提供的环境表征之上训练强化学习策略，以不含人工塑形的稀疏奖励避免局部最优并鼓励偏航控制，在困难地图上的导航成功率较最优基线高</w:t>
       </w:r>
       <w:r>
         <w:t xml:space="preserve"> </w:t>
@@ -768,7 +757,123 @@
         <w:rPr>
           <w:rFonts w:hint="eastAsia"/>
         </w:rPr>
-        <w:t xml:space="preserve">以占据/可见性图为预测目标；AirDreamer</w:t>
+        <w:t xml:space="preserve">5.3%，且从仿真到实机部署无需微调。</w:t>
+      </w:r>
+    </w:p>
+    <w:p>
+      <w:pPr>
+        <w:pStyle w:val="BodyText"/>
+      </w:pPr>
+      <w:r>
+        <w:rPr>
+          <w:rFonts w:hint="eastAsia"/>
+        </w:rPr>
+        <w:t xml:space="preserve">另一条路线将世界模型的作用限制在训练阶段。FlowPilot[9]联合去噪未来深度表征与轨迹控制点，部署时不生成未来观测而直接输出轨迹；AeroAct[10]以未来帧作为密集监督训练动作头，推理阶段完全跳过视频生成。二者共同的理由是生成式预测的延迟与误差累积不适合进入飞行的实时回路。</w:t>
+      </w:r>
+    </w:p>
+    <w:p>
+      <w:pPr>
+        <w:pStyle w:val="BodyText"/>
+      </w:pPr>
+      <w:r>
+        <w:rPr>
+          <w:rFonts w:hint="eastAsia"/>
+        </w:rPr>
+        <w:t xml:space="preserve">上述工作多以强化学习或模仿学习得到策略。本文不训练策略，而是保留显式的预测模块，由规划器在预测结果上做决策，因而需要单独度量"预测是否比当前观测更有用"。</w:t>
+      </w:r>
+    </w:p>
+    <w:bookmarkEnd w:id="11"/>
+    <w:bookmarkStart w:id="12" w:name="学习模型与规划"/>
+    <w:p>
+      <w:pPr>
+        <w:pStyle w:val="Heading2"/>
+      </w:pPr>
+      <w:r>
+        <w:rPr>
+          <w:rFonts w:hint="eastAsia"/>
+        </w:rPr>
+        <w:t xml:space="preserve">学习模型与规划</w:t>
+      </w:r>
+    </w:p>
+    <w:p>
+      <w:pPr>
+        <w:pStyle w:val="FirstParagraph"/>
+      </w:pPr>
+      <w:r>
+        <w:rPr>
+          <w:rFonts w:hint="eastAsia"/>
+        </w:rPr>
+        <w:t xml:space="preserve">将学习到的动力学模型嵌入模型预测控制（MPC）是成熟的做法[11-12]：在每一控制周期以当前状态为初值，对未来若干步的候选动作序列做预测并择优，仅执行首步。该结构与本文采用的"全局路径</w:t>
+      </w:r>
+      <w:r>
+        <w:t xml:space="preserve"> + </w:t>
+      </w:r>
+      <w:r>
+        <w:rPr>
+          <w:rFonts w:hint="eastAsia"/>
+        </w:rPr>
+        <w:t xml:space="preserve">局部修正"一致，区别在于本文的预测目标为占据分布而非低维状态，且预测模型由自监督方式训练，不依赖专家轨迹。</w:t>
+      </w:r>
+    </w:p>
+    <w:bookmarkEnd w:id="12"/>
+    <w:bookmarkStart w:id="13" w:name="仿真数据"/>
+    <w:p>
+      <w:pPr>
+        <w:pStyle w:val="Heading2"/>
+      </w:pPr>
+      <w:r>
+        <w:rPr>
+          <w:rFonts w:hint="eastAsia"/>
+        </w:rPr>
+        <w:t xml:space="preserve">仿真数据</w:t>
+      </w:r>
+    </w:p>
+    <w:p>
+      <w:pPr>
+        <w:pStyle w:val="FirstParagraph"/>
+      </w:pPr>
+      <w:r>
+        <w:rPr>
+          <w:rFonts w:hint="eastAsia"/>
+        </w:rPr>
+        <w:t xml:space="preserve">无人机视觉研究普遍依赖仿真器采集带标注的数据[13]。可编程渲染引擎能够同步输出画面、位姿与几何真值，这一点对动作条件预测尤为关键：公开的真实航拍数据集通常只提供图像与目标框，缺少与画面逐帧对齐的控制指令。</w:t>
+      </w:r>
+    </w:p>
+    <w:bookmarkEnd w:id="13"/>
+    <w:bookmarkEnd w:id="14"/>
+    <w:bookmarkStart w:id="19" w:name="方法"/>
+    <w:p>
+      <w:pPr>
+        <w:pStyle w:val="Heading1"/>
+      </w:pPr>
+      <w:r>
+        <w:rPr>
+          <w:rFonts w:hint="eastAsia"/>
+        </w:rPr>
+        <w:t xml:space="preserve">方法</w:t>
+      </w:r>
+    </w:p>
+    <w:bookmarkStart w:id="15" w:name="数据采集"/>
+    <w:p>
+      <w:pPr>
+        <w:pStyle w:val="Heading2"/>
+      </w:pPr>
+      <w:r>
+        <w:rPr>
+          <w:rFonts w:hint="eastAsia"/>
+        </w:rPr>
+        <w:t xml:space="preserve">数据采集</w:t>
+      </w:r>
+    </w:p>
+    <w:p>
+      <w:pPr>
+        <w:pStyle w:val="FirstParagraph"/>
+      </w:pPr>
+      <w:r>
+        <w:rPr>
+          <w:rFonts w:hint="eastAsia"/>
+        </w:rPr>
+        <w:t xml:space="preserve">[待补：250</w:t>
       </w:r>
       <w:r>
         <w:t xml:space="preserve"> </w:t>
@@ -777,50 +882,87 @@
         <w:rPr>
           <w:rFonts w:hint="eastAsia"/>
         </w:rPr>
+        <w:t xml:space="preserve">字：场景构成、采集内容（画面/位姿/动作/占据）、动作定义、分辨率与帧率]</w:t>
+      </w:r>
+    </w:p>
+    <w:bookmarkEnd w:id="15"/>
+    <w:bookmarkStart w:id="16" w:name="模型结构"/>
+    <w:p>
+      <w:pPr>
+        <w:pStyle w:val="Heading2"/>
+      </w:pPr>
+      <w:r>
+        <w:rPr>
+          <w:rFonts w:hint="eastAsia"/>
+        </w:rPr>
+        <w:t xml:space="preserve">模型结构</w:t>
+      </w:r>
+    </w:p>
+    <w:p>
+      <w:pPr>
+        <w:pStyle w:val="FirstParagraph"/>
+      </w:pPr>
+      <w:r>
+        <w:rPr>
+          <w:rFonts w:hint="eastAsia"/>
+        </w:rPr>
+        <w:t xml:space="preserve">输入为</w:t>
+      </w:r>
+      <w:r>
+        <w:t xml:space="preserve"> 8 </w:t>
+      </w:r>
+      <w:r>
+        <w:rPr>
+          <w:rFonts w:hint="eastAsia"/>
+        </w:rPr>
+        <w:t xml:space="preserve">帧</w:t>
+      </w:r>
+      <w:r>
+        <w:t xml:space="preserve"> 192</w:t>
+      </w:r>
+      <m:oMath>
+        <m:r>
+          <m:rPr>
+            <m:sty m:val="p"/>
+          </m:rPr>
+          <m:t>×</m:t>
+        </m:r>
+      </m:oMath>
+      <w:r>
+        <w:t xml:space="preserve">108 </w:t>
+      </w:r>
+      <w:r>
+        <w:rPr>
+          <w:rFonts w:hint="eastAsia"/>
+        </w:rPr>
         <w:t xml:space="preserve">的</w:t>
       </w:r>
       <w:r>
-        <w:t xml:space="preserve"> Dreamer </w:t>
-      </w:r>
-      <w:r>
-        <w:rPr>
-          <w:rFonts w:hint="eastAsia"/>
-        </w:rPr>
-        <w:t xml:space="preserve">式结构；FlowPilot/AeroAct</w:t>
+        <w:t xml:space="preserve"> RGB </w:t>
+      </w:r>
+      <w:r>
+        <w:rPr>
+          <w:rFonts w:hint="eastAsia"/>
+        </w:rPr>
+        <w:t xml:space="preserve">画面。每一帧被切分为</w:t>
       </w:r>
       <w:r>
         <w:t xml:space="preserve"> </w:t>
       </w:r>
-      <w:r>
-        <w:rPr>
-          <w:rFonts w:hint="eastAsia"/>
-        </w:rPr>
-        <w:t xml:space="preserve">将世界模型限制在训练阶段]</w:t>
-      </w:r>
-    </w:p>
-    <w:bookmarkEnd w:id="11"/>
-    <w:bookmarkStart w:id="12" w:name="分层规划"/>
-    <w:p>
-      <w:pPr>
-        <w:pStyle w:val="Heading2"/>
-      </w:pPr>
-      <w:r>
-        <w:rPr>
-          <w:rFonts w:hint="eastAsia"/>
-        </w:rPr>
-        <w:t xml:space="preserve">分层规划</w:t>
-      </w:r>
-    </w:p>
-    <w:p>
-      <w:pPr>
-        <w:pStyle w:val="FirstParagraph"/>
-      </w:pPr>
-      <w:r>
-        <w:rPr>
-          <w:rFonts w:hint="eastAsia"/>
-        </w:rPr>
-        <w:t xml:space="preserve">[待补：80</w:t>
-      </w:r>
+      <m:oMath>
+        <m:r>
+          <m:t>6</m:t>
+        </m:r>
+        <m:r>
+          <m:rPr>
+            <m:sty m:val="p"/>
+          </m:rPr>
+          <m:t>×</m:t>
+        </m:r>
+        <m:r>
+          <m:t>6</m:t>
+        </m:r>
+      </m:oMath>
       <w:r>
         <w:t xml:space="preserve"> </w:t>
       </w:r>
@@ -828,44 +970,16 @@
         <w:rPr>
           <w:rFonts w:hint="eastAsia"/>
         </w:rPr>
-        <w:t xml:space="preserve">字：全局规划与局部修正的经典两段式；本文沿用该结构以便解耦评估]</w:t>
-      </w:r>
-    </w:p>
-    <w:bookmarkEnd w:id="12"/>
-    <w:bookmarkEnd w:id="13"/>
-    <w:bookmarkStart w:id="18" w:name="方法"/>
-    <w:p>
-      <w:pPr>
-        <w:pStyle w:val="Heading1"/>
-      </w:pPr>
-      <w:r>
-        <w:rPr>
-          <w:rFonts w:hint="eastAsia"/>
-        </w:rPr>
-        <w:t xml:space="preserve">方法</w:t>
-      </w:r>
-    </w:p>
-    <w:bookmarkStart w:id="14" w:name="数据采集"/>
-    <w:p>
-      <w:pPr>
-        <w:pStyle w:val="Heading2"/>
-      </w:pPr>
-      <w:r>
-        <w:rPr>
-          <w:rFonts w:hint="eastAsia"/>
-        </w:rPr>
-        <w:t xml:space="preserve">数据采集</w:t>
-      </w:r>
-    </w:p>
-    <w:p>
-      <w:pPr>
-        <w:pStyle w:val="FirstParagraph"/>
-      </w:pPr>
-      <w:r>
-        <w:rPr>
-          <w:rFonts w:hint="eastAsia"/>
-        </w:rPr>
-        <w:t xml:space="preserve">[待补：250</w:t>
+        <w:t xml:space="preserve">的图像块并线性投影为</w:t>
+      </w:r>
+      <w:r>
+        <w:t xml:space="preserve"> 576 </w:t>
+      </w:r>
+      <w:r>
+        <w:rPr>
+          <w:rFonts w:hint="eastAsia"/>
+        </w:rPr>
+        <w:t xml:space="preserve">个</w:t>
       </w:r>
       <w:r>
         <w:t xml:space="preserve"> </w:t>
@@ -874,31 +988,16 @@
         <w:rPr>
           <w:rFonts w:hint="eastAsia"/>
         </w:rPr>
-        <w:t xml:space="preserve">字：场景构成、采集内容（画面/位姿/动作/占据）、动作定义、分辨率与帧率]</w:t>
-      </w:r>
-    </w:p>
-    <w:bookmarkEnd w:id="14"/>
-    <w:bookmarkStart w:id="15" w:name="模型结构"/>
-    <w:p>
-      <w:pPr>
-        <w:pStyle w:val="Heading2"/>
-      </w:pPr>
-      <w:r>
-        <w:rPr>
-          <w:rFonts w:hint="eastAsia"/>
-        </w:rPr>
-        <w:t xml:space="preserve">模型结构</w:t>
-      </w:r>
-    </w:p>
-    <w:p>
-      <w:pPr>
-        <w:pStyle w:val="FirstParagraph"/>
-      </w:pPr>
-      <w:r>
-        <w:rPr>
-          <w:rFonts w:hint="eastAsia"/>
-        </w:rPr>
-        <w:t xml:space="preserve">[待补：300</w:t>
+        <w:t xml:space="preserve">token[14]，由</w:t>
+      </w:r>
+      <w:r>
+        <w:t xml:space="preserve"> 6 </w:t>
+      </w:r>
+      <w:r>
+        <w:rPr>
+          <w:rFonts w:hint="eastAsia"/>
+        </w:rPr>
+        <w:t xml:space="preserve">层、3</w:t>
       </w:r>
       <w:r>
         <w:t xml:space="preserve"> </w:t>
@@ -907,7 +1006,72 @@
         <w:rPr>
           <w:rFonts w:hint="eastAsia"/>
         </w:rPr>
-        <w:t xml:space="preserve">字：编码器、预测器、EMA</w:t>
+        <w:t xml:space="preserve">头的</w:t>
+      </w:r>
+      <w:r>
+        <w:t xml:space="preserve"> Transformer </w:t>
+      </w:r>
+      <w:r>
+        <w:rPr>
+          <w:rFonts w:hint="eastAsia"/>
+        </w:rPr>
+        <w:t xml:space="preserve">编码为</w:t>
+      </w:r>
+      <w:r>
+        <w:t xml:space="preserve"> 192 </w:t>
+      </w:r>
+      <w:r>
+        <w:rPr>
+          <w:rFonts w:hint="eastAsia"/>
+        </w:rPr>
+        <w:t xml:space="preserve">维表征。块边长取</w:t>
+      </w:r>
+      <w:r>
+        <w:t xml:space="preserve"> 6 </w:t>
+      </w:r>
+      <w:r>
+        <w:rPr>
+          <w:rFonts w:hint="eastAsia"/>
+        </w:rPr>
+        <w:t xml:space="preserve">像素是由目标尺度反推的：真实数据中目标的中位边长为</w:t>
+      </w:r>
+      <w:r>
+        <w:t xml:space="preserve"> 7.5 </w:t>
+      </w:r>
+      <w:r>
+        <w:rPr>
+          <w:rFonts w:hint="eastAsia"/>
+        </w:rPr>
+        <w:t xml:space="preserve">像素（以</w:t>
+      </w:r>
+      <w:r>
+        <w:t xml:space="preserve"> 192 </w:t>
+      </w:r>
+      <w:r>
+        <w:rPr>
+          <w:rFonts w:hint="eastAsia"/>
+        </w:rPr>
+        <w:t xml:space="preserve">宽为基准），块边长大于该值时一个块内会混入多个目标，表征无法区分相邻个体。</w:t>
+      </w:r>
+    </w:p>
+    <w:p>
+      <w:pPr>
+        <w:pStyle w:val="BodyText"/>
+      </w:pPr>
+      <w:r>
+        <w:rPr>
+          <w:rFonts w:hint="eastAsia"/>
+        </w:rPr>
+        <w:t xml:space="preserve">预测器为</w:t>
+      </w:r>
+      <w:r>
+        <w:t xml:space="preserve"> 4 </w:t>
+      </w:r>
+      <w:r>
+        <w:rPr>
+          <w:rFonts w:hint="eastAsia"/>
+        </w:rPr>
+        <w:t xml:space="preserve">层时序</w:t>
       </w:r>
       <w:r>
         <w:t xml:space="preserve"> </w:t>
@@ -916,11 +1080,295 @@
         <w:rPr>
           <w:rFonts w:hint="eastAsia"/>
         </w:rPr>
-        <w:t xml:space="preserve">目标、探针；参数量与显存]</w:t>
-      </w:r>
-    </w:p>
-    <w:bookmarkEnd w:id="15"/>
-    <w:bookmarkStart w:id="16" w:name="训练目标"/>
+        <w:t xml:space="preserve">Transformer，采用块因果注意力：第</w:t>
+      </w:r>
+      <w:r>
+        <w:t xml:space="preserve"> </w:t>
+      </w:r>
+      <m:oMath>
+        <m:r>
+          <m:t>i</m:t>
+        </m:r>
+      </m:oMath>
+      <w:r>
+        <w:t xml:space="preserve"> </w:t>
+      </w:r>
+      <w:r>
+        <w:rPr>
+          <w:rFonts w:hint="eastAsia"/>
+        </w:rPr>
+        <w:t xml:space="preserve">帧的</w:t>
+      </w:r>
+      <w:r>
+        <w:t xml:space="preserve"> token </w:t>
+      </w:r>
+      <w:r>
+        <w:rPr>
+          <w:rFonts w:hint="eastAsia"/>
+        </w:rPr>
+        <w:t xml:space="preserve">只能看到第</w:t>
+      </w:r>
+      <w:r>
+        <w:t xml:space="preserve"> </w:t>
+      </w:r>
+      <m:oMath>
+        <m:r>
+          <m:t>0</m:t>
+        </m:r>
+      </m:oMath>
+      <w:r>
+        <w:t xml:space="preserve"> </w:t>
+      </w:r>
+      <w:r>
+        <w:rPr>
+          <w:rFonts w:hint="eastAsia"/>
+        </w:rPr>
+        <w:t xml:space="preserve">至</w:t>
+      </w:r>
+      <w:r>
+        <w:t xml:space="preserve"> </w:t>
+      </w:r>
+      <m:oMath>
+        <m:r>
+          <m:t>i</m:t>
+        </m:r>
+      </m:oMath>
+      <w:r>
+        <w:t xml:space="preserve"> </w:t>
+      </w:r>
+      <w:r>
+        <w:rPr>
+          <w:rFonts w:hint="eastAsia"/>
+        </w:rPr>
+        <w:t xml:space="preserve">帧，因而可以在推理时逐帧自回归展开而不泄漏未来信息；其输出为下一帧的</w:t>
+      </w:r>
+      <w:r>
+        <w:t xml:space="preserve"> 576 </w:t>
+      </w:r>
+      <w:r>
+        <w:rPr>
+          <w:rFonts w:hint="eastAsia"/>
+        </w:rPr>
+        <w:t xml:space="preserve">个</w:t>
+      </w:r>
+      <w:r>
+        <w:t xml:space="preserve"> token。</w:t>
+      </w:r>
+    </w:p>
+    <w:p>
+      <w:pPr>
+        <w:pStyle w:val="BodyText"/>
+      </w:pPr>
+      <w:r>
+        <w:rPr>
+          <w:rFonts w:hint="eastAsia"/>
+        </w:rPr>
+        <w:t xml:space="preserve">教师网络为编码器副本，参数按</w:t>
+      </w:r>
+      <w:r>
+        <w:t xml:space="preserve"> </w:t>
+      </w:r>
+      <m:oMath>
+        <m:r>
+          <m:t>τ</m:t>
+        </m:r>
+        <m:r>
+          <m:rPr>
+            <m:sty m:val="p"/>
+          </m:rPr>
+          <m:t>=</m:t>
+        </m:r>
+        <m:r>
+          <m:t>0.996</m:t>
+        </m:r>
+      </m:oMath>
+      <w:r>
+        <w:t xml:space="preserve"> </w:t>
+      </w:r>
+      <w:r>
+        <w:rPr>
+          <w:rFonts w:hint="eastAsia"/>
+        </w:rPr>
+        <w:t xml:space="preserve">的指数滑动平均更新，不接收梯度。探针为三层卷积（</w:t>
+      </w:r>
+      <m:oMath>
+        <m:r>
+          <m:t>1</m:t>
+        </m:r>
+        <m:r>
+          <m:rPr>
+            <m:sty m:val="p"/>
+          </m:rPr>
+          <m:t>×</m:t>
+        </m:r>
+        <m:r>
+          <m:t>1</m:t>
+        </m:r>
+      </m:oMath>
+      <w:r>
+        <w:t xml:space="preserve">、</w:t>
+      </w:r>
+      <m:oMath>
+        <m:r>
+          <m:t>3</m:t>
+        </m:r>
+        <m:r>
+          <m:rPr>
+            <m:sty m:val="p"/>
+          </m:rPr>
+          <m:t>×</m:t>
+        </m:r>
+        <m:r>
+          <m:t>3</m:t>
+        </m:r>
+      </m:oMath>
+      <w:r>
+        <w:t xml:space="preserve">、</w:t>
+      </w:r>
+      <m:oMath>
+        <m:r>
+          <m:t>1</m:t>
+        </m:r>
+        <m:r>
+          <m:rPr>
+            <m:sty m:val="p"/>
+          </m:rPr>
+          <m:t>×</m:t>
+        </m:r>
+        <m:r>
+          <m:t>1</m:t>
+        </m:r>
+      </m:oMath>
+      <w:r>
+        <w:rPr>
+          <w:rFonts w:hint="eastAsia"/>
+        </w:rPr>
+        <w:t xml:space="preserve">），将</w:t>
+      </w:r>
+      <w:r>
+        <w:t xml:space="preserve"> token </w:t>
+      </w:r>
+      <w:r>
+        <w:rPr>
+          <w:rFonts w:hint="eastAsia"/>
+        </w:rPr>
+        <w:t xml:space="preserve">网格双线性上采样为</w:t>
+      </w:r>
+      <w:r>
+        <w:t xml:space="preserve"> </w:t>
+      </w:r>
+      <m:oMath>
+        <m:r>
+          <m:t>27</m:t>
+        </m:r>
+        <m:r>
+          <m:rPr>
+            <m:sty m:val="p"/>
+          </m:rPr>
+          <m:t>×</m:t>
+        </m:r>
+        <m:r>
+          <m:t>48</m:t>
+        </m:r>
+      </m:oMath>
+      <w:r>
+        <w:t xml:space="preserve"> </w:t>
+      </w:r>
+      <w:r>
+        <w:rPr>
+          <w:rFonts w:hint="eastAsia"/>
+        </w:rPr>
+        <w:t xml:space="preserve">的占据图；训练探针时编码器冻结。</w:t>
+      </w:r>
+    </w:p>
+    <w:p>
+      <w:pPr>
+        <w:pStyle w:val="BodyText"/>
+      </w:pPr>
+      <w:r>
+        <w:rPr>
+          <w:rFonts w:hint="eastAsia"/>
+        </w:rPr>
+        <w:t xml:space="preserve">模型可训练参数为</w:t>
+      </w:r>
+      <w:r>
+        <w:t xml:space="preserve"> 4.70 </w:t>
+      </w:r>
+      <w:r>
+        <w:rPr>
+          <w:rFonts w:hint="eastAsia"/>
+        </w:rPr>
+        <w:t xml:space="preserve">M（编码器</w:t>
+      </w:r>
+      <w:r>
+        <w:t xml:space="preserve"> 2.80 </w:t>
+      </w:r>
+      <w:r>
+        <w:rPr>
+          <w:rFonts w:hint="eastAsia"/>
+        </w:rPr>
+        <w:t xml:space="preserve">M、预测器</w:t>
+      </w:r>
+      <w:r>
+        <w:t xml:space="preserve"> 1.87 </w:t>
+      </w:r>
+      <w:r>
+        <w:rPr>
+          <w:rFonts w:hint="eastAsia"/>
+        </w:rPr>
+        <w:t xml:space="preserve">M、探针</w:t>
+      </w:r>
+      <w:r>
+        <w:t xml:space="preserve"> 0.03 </w:t>
+      </w:r>
+      <w:r>
+        <w:rPr>
+          <w:rFonts w:hint="eastAsia"/>
+        </w:rPr>
+        <w:t xml:space="preserve">M），另有</w:t>
+      </w:r>
+      <w:r>
+        <w:t xml:space="preserve"> 2.80 M </w:t>
+      </w:r>
+      <w:r>
+        <w:rPr>
+          <w:rFonts w:hint="eastAsia"/>
+        </w:rPr>
+        <w:t xml:space="preserve">的教师参数不参与优化，合计</w:t>
+      </w:r>
+      <w:r>
+        <w:t xml:space="preserve"> 7.50 </w:t>
+      </w:r>
+      <w:r>
+        <w:rPr>
+          <w:rFonts w:hint="eastAsia"/>
+        </w:rPr>
+        <w:t xml:space="preserve">M。单卡</w:t>
+      </w:r>
+      <w:r>
+        <w:t xml:space="preserve"> 8 GB </w:t>
+      </w:r>
+      <w:r>
+        <w:rPr>
+          <w:rFonts w:hint="eastAsia"/>
+        </w:rPr>
+        <w:t xml:space="preserve">显存下取批大小</w:t>
+      </w:r>
+      <w:r>
+        <w:t xml:space="preserve"> </w:t>
+      </w:r>
+      <w:r>
+        <w:rPr>
+          <w:rFonts w:hint="eastAsia"/>
+        </w:rPr>
+        <w:t xml:space="preserve">3、梯度累积</w:t>
+      </w:r>
+      <w:r>
+        <w:t xml:space="preserve"> 3。</w:t>
+      </w:r>
+    </w:p>
+    <w:bookmarkEnd w:id="16"/>
+    <w:bookmarkStart w:id="17" w:name="训练目标"/>
     <w:p>
       <w:pPr>
         <w:pStyle w:val="Heading2"/>
@@ -1135,7 +1583,7 @@
         <w:t xml:space="preserve">并以</w:t>
       </w:r>
       <w:r>
-        <w:t xml:space="preserve"> VICReg </w:t>
+        <w:t xml:space="preserve"> VICReg[5] </w:t>
       </w:r>
       <w:r>
         <w:rPr>
@@ -1287,31 +1735,7 @@
         <w:rPr>
           <w:rFonts w:hint="eastAsia"/>
         </w:rPr>
-        <w:t xml:space="preserve">[待补：补：各项的作用与取值]</w:t>
-      </w:r>
-    </w:p>
-    <w:bookmarkEnd w:id="16"/>
-    <w:bookmarkStart w:id="17" w:name="规划接口"/>
-    <w:p>
-      <w:pPr>
-        <w:pStyle w:val="Heading2"/>
-      </w:pPr>
-      <w:r>
-        <w:rPr>
-          <w:rFonts w:hint="eastAsia"/>
-        </w:rPr>
-        <w:t xml:space="preserve">规划接口</w:t>
-      </w:r>
-    </w:p>
-    <w:p>
-      <w:pPr>
-        <w:pStyle w:val="FirstParagraph"/>
-      </w:pPr>
-      <w:r>
-        <w:rPr>
-          <w:rFonts w:hint="eastAsia"/>
-        </w:rPr>
-        <w:t xml:space="preserve">[待补：200</w:t>
+        <w:t xml:space="preserve">预测项在每一条预测步上计算余弦距离，教师分支不回传梯度。方差项要求每一维的标准差不低于</w:t>
       </w:r>
       <w:r>
         <w:t xml:space="preserve"> </w:t>
@@ -1320,95 +1744,73 @@
         <w:rPr>
           <w:rFonts w:hint="eastAsia"/>
         </w:rPr>
-        <w:t xml:space="preserve">字：A*</w:t>
+        <w:t xml:space="preserve">1，用以阻止表征退化为常数；协方差项惩罚维度之间的线性相关，用以减少维度冗余。二者权重取</w:t>
       </w:r>
       <w:r>
         <w:t xml:space="preserve"> </w:t>
       </w:r>
-      <w:r>
-        <w:rPr>
-          <w:rFonts w:hint="eastAsia"/>
-        </w:rPr>
-        <w:t xml:space="preserve">生成全局路径；每</w:t>
-      </w:r>
-      <w:r>
-        <w:t xml:space="preserve"> 0.5 s </w:t>
-      </w:r>
-      <w:r>
-        <w:rPr>
-          <w:rFonts w:hint="eastAsia"/>
-        </w:rPr>
-        <w:t xml:space="preserve">用模型预测局部占据并判断安全性；必要时横向偏移]</w:t>
-      </w:r>
-    </w:p>
-    <w:bookmarkEnd w:id="17"/>
-    <w:bookmarkEnd w:id="18"/>
-    <w:bookmarkStart w:id="24" w:name="实验"/>
-    <w:p>
-      <w:pPr>
-        <w:pStyle w:val="Heading1"/>
-      </w:pPr>
-      <w:r>
-        <w:rPr>
-          <w:rFonts w:hint="eastAsia"/>
-        </w:rPr>
-        <w:t xml:space="preserve">实验</w:t>
-      </w:r>
-    </w:p>
-    <w:bookmarkStart w:id="19" w:name="设置"/>
-    <w:p>
-      <w:pPr>
-        <w:pStyle w:val="Heading2"/>
-      </w:pPr>
-      <w:r>
-        <w:rPr>
-          <w:rFonts w:hint="eastAsia"/>
-        </w:rPr>
-        <w:t xml:space="preserve">设置</w:t>
-      </w:r>
-    </w:p>
-    <w:p>
-      <w:pPr>
-        <w:pStyle w:val="FirstParagraph"/>
-      </w:pPr>
-      <w:r>
-        <w:rPr>
-          <w:rFonts w:hint="eastAsia"/>
-        </w:rPr>
-        <w:t xml:space="preserve">[待补：150</w:t>
-      </w:r>
-      <w:r>
-        <w:t xml:space="preserve"> </w:t>
-      </w:r>
-      <w:r>
-        <w:rPr>
-          <w:rFonts w:hint="eastAsia"/>
-        </w:rPr>
-        <w:t xml:space="preserve">字：数据规模、训练配置、评估指标定义]</w:t>
-      </w:r>
-    </w:p>
-    <w:bookmarkEnd w:id="19"/>
-    <w:bookmarkStart w:id="21" w:name="正则强度的影响"/>
-    <w:p>
-      <w:pPr>
-        <w:pStyle w:val="Heading2"/>
-      </w:pPr>
-      <w:r>
-        <w:rPr>
-          <w:rFonts w:hint="eastAsia"/>
-        </w:rPr>
-        <w:t xml:space="preserve">正则强度的影响</w:t>
-      </w:r>
-    </w:p>
-    <w:p>
-      <w:pPr>
-        <w:pStyle w:val="FirstParagraph"/>
-      </w:pPr>
-      <w:r>
-        <w:rPr>
-          <w:rFonts w:hint="eastAsia"/>
-        </w:rPr>
-        <w:t xml:space="preserve">在真实数据上对正则权重</w:t>
+      <m:oMath>
+        <m:sSub>
+          <m:e>
+            <m:r>
+              <m:t>λ</m:t>
+            </m:r>
+          </m:e>
+          <m:sub>
+            <m:r>
+              <m:rPr>
+                <m:nor/>
+                <m:sty m:val="p"/>
+              </m:rPr>
+              <m:t>var</m:t>
+            </m:r>
+          </m:sub>
+        </m:sSub>
+        <m:r>
+          <m:rPr>
+            <m:sty m:val="p"/>
+          </m:rPr>
+          <m:t>=</m:t>
+        </m:r>
+        <m:r>
+          <m:t>0.10</m:t>
+        </m:r>
+      </m:oMath>
+      <w:r>
+        <w:t xml:space="preserve">、</w:t>
+      </w:r>
+      <m:oMath>
+        <m:sSub>
+          <m:e>
+            <m:r>
+              <m:t>λ</m:t>
+            </m:r>
+          </m:e>
+          <m:sub>
+            <m:r>
+              <m:rPr>
+                <m:nor/>
+                <m:sty m:val="p"/>
+              </m:rPr>
+              <m:t>cov</m:t>
+            </m:r>
+          </m:sub>
+        </m:sSub>
+        <m:r>
+          <m:rPr>
+            <m:sty m:val="p"/>
+          </m:rPr>
+          <m:t>=</m:t>
+        </m:r>
+        <m:r>
+          <m:t>0.01</m:t>
+        </m:r>
+      </m:oMath>
+      <w:r>
+        <w:rPr>
+          <w:rFonts w:hint="eastAsia"/>
+        </w:rPr>
+        <w:t xml:space="preserve">，其中</w:t>
       </w:r>
       <w:r>
         <w:t xml:space="preserve"> </w:t>
@@ -1438,6 +1840,175 @@
         <w:rPr>
           <w:rFonts w:hint="eastAsia"/>
         </w:rPr>
+        <w:t xml:space="preserve">由三点对照确定，依据见第</w:t>
+      </w:r>
+      <w:r>
+        <w:t xml:space="preserve"> 4.2 </w:t>
+      </w:r>
+      <w:r>
+        <w:rPr>
+          <w:rFonts w:hint="eastAsia"/>
+        </w:rPr>
+        <w:t xml:space="preserve">节。</w:t>
+      </w:r>
+    </w:p>
+    <w:bookmarkEnd w:id="17"/>
+    <w:bookmarkStart w:id="18" w:name="规划接口"/>
+    <w:p>
+      <w:pPr>
+        <w:pStyle w:val="Heading2"/>
+      </w:pPr>
+      <w:r>
+        <w:rPr>
+          <w:rFonts w:hint="eastAsia"/>
+        </w:rPr>
+        <w:t xml:space="preserve">规划接口</w:t>
+      </w:r>
+    </w:p>
+    <w:p>
+      <w:pPr>
+        <w:pStyle w:val="FirstParagraph"/>
+      </w:pPr>
+      <w:r>
+        <w:rPr>
+          <w:rFonts w:hint="eastAsia"/>
+        </w:rPr>
+        <w:t xml:space="preserve">给定在上帝视角下选定的起点与终点，A*</w:t>
+      </w:r>
+      <w:r>
+        <w:t xml:space="preserve"> </w:t>
+      </w:r>
+      <w:r>
+        <w:rPr>
+          <w:rFonts w:hint="eastAsia"/>
+        </w:rPr>
+        <w:t xml:space="preserve">在静态地图上生成全局路径。该地图只包含场景中的固定结构，不含移动目标，因而全局路径不随目标运动而改变。飞行过程中每</w:t>
+      </w:r>
+      <w:r>
+        <w:t xml:space="preserve"> 0.5 s </w:t>
+      </w:r>
+      <w:r>
+        <w:rPr>
+          <w:rFonts w:hint="eastAsia"/>
+        </w:rPr>
+        <w:t xml:space="preserve">触发一次局部修正：以最近</w:t>
+      </w:r>
+      <w:r>
+        <w:t xml:space="preserve"> 8 </w:t>
+      </w:r>
+      <w:r>
+        <w:rPr>
+          <w:rFonts w:hint="eastAsia"/>
+        </w:rPr>
+        <w:t xml:space="preserve">帧画面与当前期望动作序列为输入，模型输出未来</w:t>
+      </w:r>
+      <w:r>
+        <w:t xml:space="preserve"> 5 </w:t>
+      </w:r>
+      <w:r>
+        <w:rPr>
+          <w:rFonts w:hint="eastAsia"/>
+        </w:rPr>
+        <w:t xml:space="preserve">步的占据分布；若预测占据与全局路径的横向间距低于安全阈值，则对路径施加横向偏移并重新采样参考点。修正只改变路径的局部形状，不改变终点，因而全局规划的最优性与世界模型的贡献可以分开度量。</w:t>
+      </w:r>
+    </w:p>
+    <w:bookmarkEnd w:id="18"/>
+    <w:bookmarkEnd w:id="19"/>
+    <w:bookmarkStart w:id="25" w:name="实验"/>
+    <w:p>
+      <w:pPr>
+        <w:pStyle w:val="Heading1"/>
+      </w:pPr>
+      <w:r>
+        <w:rPr>
+          <w:rFonts w:hint="eastAsia"/>
+        </w:rPr>
+        <w:t xml:space="preserve">实验</w:t>
+      </w:r>
+    </w:p>
+    <w:bookmarkStart w:id="20" w:name="设置"/>
+    <w:p>
+      <w:pPr>
+        <w:pStyle w:val="Heading2"/>
+      </w:pPr>
+      <w:r>
+        <w:rPr>
+          <w:rFonts w:hint="eastAsia"/>
+        </w:rPr>
+        <w:t xml:space="preserve">设置</w:t>
+      </w:r>
+    </w:p>
+    <w:p>
+      <w:pPr>
+        <w:pStyle w:val="FirstParagraph"/>
+      </w:pPr>
+      <w:r>
+        <w:rPr>
+          <w:rFonts w:hint="eastAsia"/>
+        </w:rPr>
+        <w:t xml:space="preserve">[待补：150</w:t>
+      </w:r>
+      <w:r>
+        <w:t xml:space="preserve"> </w:t>
+      </w:r>
+      <w:r>
+        <w:rPr>
+          <w:rFonts w:hint="eastAsia"/>
+        </w:rPr>
+        <w:t xml:space="preserve">字：数据规模、训练配置、评估指标定义]</w:t>
+      </w:r>
+    </w:p>
+    <w:bookmarkEnd w:id="20"/>
+    <w:bookmarkStart w:id="22" w:name="正则强度的影响"/>
+    <w:p>
+      <w:pPr>
+        <w:pStyle w:val="Heading2"/>
+      </w:pPr>
+      <w:r>
+        <w:rPr>
+          <w:rFonts w:hint="eastAsia"/>
+        </w:rPr>
+        <w:t xml:space="preserve">正则强度的影响</w:t>
+      </w:r>
+    </w:p>
+    <w:p>
+      <w:pPr>
+        <w:pStyle w:val="FirstParagraph"/>
+      </w:pPr>
+      <w:r>
+        <w:rPr>
+          <w:rFonts w:hint="eastAsia"/>
+        </w:rPr>
+        <w:t xml:space="preserve">在真实数据上对正则权重</w:t>
+      </w:r>
+      <w:r>
+        <w:t xml:space="preserve"> </w:t>
+      </w:r>
+      <m:oMath>
+        <m:sSub>
+          <m:e>
+            <m:r>
+              <m:t>λ</m:t>
+            </m:r>
+          </m:e>
+          <m:sub>
+            <m:r>
+              <m:rPr>
+                <m:nor/>
+                <m:sty m:val="p"/>
+              </m:rPr>
+              <m:t>var</m:t>
+            </m:r>
+          </m:sub>
+        </m:sSub>
+      </m:oMath>
+      <w:r>
+        <w:t xml:space="preserve"> </w:t>
+      </w:r>
+      <w:r>
+        <w:rPr>
+          <w:rFonts w:hint="eastAsia"/>
+        </w:rPr>
         <w:t xml:space="preserve">做三点对照，结果见表</w:t>
       </w:r>
       <w:r>
@@ -1467,7 +2038,7 @@
         <w:t xml:space="preserve">而下游指标全部归零；权重过大时表征过于分散，下游精度下降。中间取值在综合指标上最优。</w:t>
       </w:r>
     </w:p>
-    <w:bookmarkStart w:id="20" w:name="tab:lambda"/>
+    <w:bookmarkStart w:id="21" w:name="tab:lambda"/>
     <w:p>
       <w:pPr>
         <w:pStyle w:val="TableCaption"/>
@@ -1976,9 +2547,9 @@
         </w:tc>
       </w:tr>
     </w:tbl>
-    <w:bookmarkEnd w:id="20"/>
     <w:bookmarkEnd w:id="21"/>
-    <w:bookmarkStart w:id="22" w:name="主结果"/>
+    <w:bookmarkEnd w:id="22"/>
+    <w:bookmarkStart w:id="23" w:name="主结果"/>
     <w:p>
       <w:pPr>
         <w:pStyle w:val="Heading2"/>
@@ -2028,8 +2599,8 @@
         <w:t xml:space="preserve">用模型预测）]</w:t>
       </w:r>
     </w:p>
-    <w:bookmarkEnd w:id="22"/>
-    <w:bookmarkStart w:id="23" w:name="消融"/>
+    <w:bookmarkEnd w:id="23"/>
+    <w:bookmarkStart w:id="24" w:name="消融"/>
     <w:p>
       <w:pPr>
         <w:pStyle w:val="Heading2"/>
@@ -2079,9 +2650,9 @@
         <w:t xml:space="preserve">恒等基线三组]</w:t>
       </w:r>
     </w:p>
-    <w:bookmarkEnd w:id="23"/>
     <w:bookmarkEnd w:id="24"/>
-    <w:bookmarkStart w:id="27" w:name="讨论"/>
+    <w:bookmarkEnd w:id="25"/>
+    <w:bookmarkStart w:id="28" w:name="讨论"/>
     <w:p>
       <w:pPr>
         <w:pStyle w:val="Heading1"/>
@@ -2093,7 +2664,7 @@
         <w:t xml:space="preserve">讨论</w:t>
       </w:r>
     </w:p>
-    <w:bookmarkStart w:id="25" w:name="隐空间误差不能作为评价指标"/>
+    <w:bookmarkStart w:id="26" w:name="隐空间误差不能作为评价指标"/>
     <w:p>
       <w:pPr>
         <w:pStyle w:val="Heading2"/>
@@ -2113,7 +2684,7 @@
         <w:rPr>
           <w:rFonts w:hint="eastAsia"/>
         </w:rPr>
-        <w:t xml:space="preserve">表</w:t>
+        <w:t xml:space="preserve">与文献[7]的观察一致，以几何或占据为目标优于以像素为目标。表</w:t>
       </w:r>
       <w:r>
         <w:t xml:space="preserve"> </w:t>
@@ -2172,8 +2743,8 @@
         <w:t xml:space="preserve">的模型取得最高的闭环余弦（0.905），但其下游指标全部为零。这说明隐空间预测误差在表征坍缩时会给出与真实能力相反的排序，评估必须以下游任务为准。</w:t>
       </w:r>
     </w:p>
-    <w:bookmarkEnd w:id="25"/>
-    <w:bookmarkStart w:id="26" w:name="增益来源"/>
+    <w:bookmarkEnd w:id="26"/>
+    <w:bookmarkStart w:id="27" w:name="增益来源"/>
     <w:p>
       <w:pPr>
         <w:pStyle w:val="Heading2"/>
@@ -2217,9 +2788,9 @@
         <w:t xml:space="preserve">的差异分析]</w:t>
       </w:r>
     </w:p>
-    <w:bookmarkEnd w:id="26"/>
     <w:bookmarkEnd w:id="27"/>
-    <w:bookmarkStart w:id="28" w:name="局限与展望"/>
+    <w:bookmarkEnd w:id="28"/>
+    <w:bookmarkStart w:id="29" w:name="局限与展望"/>
     <w:p>
       <w:pPr>
         <w:pStyle w:val="Heading1"/>
@@ -2262,8 +2833,8 @@
         <w:t xml:space="preserve">后续工作的一个方向是多模态融合。实际系统中观测将来自多光谱、热红外与地面传感器，其采样率与坐标系并不一致。隐空间预测不要求像素级对齐，为该类融合提供了接口。</w:t>
       </w:r>
     </w:p>
-    <w:bookmarkEnd w:id="28"/>
-    <w:bookmarkStart w:id="29" w:name="结论"/>
+    <w:bookmarkEnd w:id="29"/>
+    <w:bookmarkStart w:id="30" w:name="结论"/>
     <w:p>
       <w:pPr>
         <w:pStyle w:val="Heading1"/>
@@ -2295,7 +2866,132 @@
         <w:t xml:space="preserve">字：三条结论]</w:t>
       </w:r>
     </w:p>
-    <w:bookmarkEnd w:id="29"/>
+    <w:bookmarkEnd w:id="30"/>
+    <w:bookmarkStart w:id="31" w:name="参考文献"/>
+    <w:p>
+      <w:pPr>
+        <w:pStyle w:val="Heading1"/>
+      </w:pPr>
+      <w:r>
+        <w:rPr>
+          <w:rFonts w:hint="eastAsia"/>
+        </w:rPr>
+        <w:t xml:space="preserve">参考文献</w:t>
+      </w:r>
+    </w:p>
+    <w:p>
+      <w:pPr>
+        <w:pStyle w:val="FirstParagraph"/>
+      </w:pPr>
+      <w:r>
+        <w:t xml:space="preserve">[1] ASSRAN M, DUQUENNE Q, CARON M, et al. Self-supervised learning from images with a joint-embedding predictive architecture[C]//IEEE/CVF Conference on Computer Vision and Pattern Recognition. 2023.</w:t>
+      </w:r>
+    </w:p>
+    <w:p>
+      <w:pPr>
+        <w:pStyle w:val="BodyText"/>
+      </w:pPr>
+      <w:r>
+        <w:t xml:space="preserve">[2] BARDES A, GARRIDO Q, PONCE J, et al. Revisiting feature prediction for learning visual representations from video[A/OL]. arXiv (2024). https://arxiv.org/abs/2404.08471.</w:t>
+      </w:r>
+    </w:p>
+    <w:p>
+      <w:pPr>
+        <w:pStyle w:val="BodyText"/>
+      </w:pPr>
+      <w:r>
+        <w:t xml:space="preserve">[3] HAFNER D, PASUKONIS J, BA J, et al. Mastering diverse control tasks through world models[J]. Nature, 2025.</w:t>
+      </w:r>
+    </w:p>
+    <w:p>
+      <w:pPr>
+        <w:pStyle w:val="BodyText"/>
+      </w:pPr>
+      <w:r>
+        <w:t xml:space="preserve">[4] ZHU P, WEN L, DU D, et al. Detection and tracking meet drones challenge[J]. IEEE Transactions on Pattern Analysis and Machine Intelligence, 2021.</w:t>
+      </w:r>
+    </w:p>
+    <w:p>
+      <w:pPr>
+        <w:pStyle w:val="BodyText"/>
+      </w:pPr>
+      <w:r>
+        <w:t xml:space="preserve">[5] BARDES A, PONCE J, LECUN Y. VICReg: variance-invariance-covariance regularization for self-supervised learning[C]//International Conference on Learning Representations. 2022.</w:t>
+      </w:r>
+    </w:p>
+    <w:p>
+      <w:pPr>
+        <w:pStyle w:val="BodyText"/>
+      </w:pPr>
+      <w:r>
+        <w:t xml:space="preserve">[6] HAFNER D, LILLICRAP T, BA J, et al. Dream to control: learning behaviors by latent imagination[C]//International Conference on Learning Representations. 2020.</w:t>
+      </w:r>
+    </w:p>
+    <w:p>
+      <w:pPr>
+        <w:pStyle w:val="BodyText"/>
+      </w:pPr>
+      <w:r>
+        <w:t xml:space="preserve">[7] ZHANG X, WANG R, REN Y, et al. MAD: mapping-aware world models for agile quadrotor flight[A/OL]. arXiv (2026). https://arxiv.org/abs/2606.04534.</w:t>
+      </w:r>
+    </w:p>
+    <w:p>
+      <w:pPr>
+        <w:pStyle w:val="BodyText"/>
+      </w:pPr>
+      <w:r>
+        <w:t xml:space="preserve">[8] LIU Z, YANG A, YANG C, et al. AirDreamer: generalist drone navigation with world models[A/OL]. arXiv (2026). https://arxiv.org/abs/2606.03252.</w:t>
+      </w:r>
+    </w:p>
+    <w:p>
+      <w:pPr>
+        <w:pStyle w:val="BodyText"/>
+      </w:pPr>
+      <w:r>
+        <w:t xml:space="preserve">[9] WANG R, YU D, MIN P, et al. FlowPilot: real-time world-action modeling for agile UAV navigation[A/OL]. arXiv (2026). https://arxiv.org/abs/2608.00635.</w:t>
+      </w:r>
+    </w:p>
+    <w:p>
+      <w:pPr>
+        <w:pStyle w:val="BodyText"/>
+      </w:pPr>
+      <w:r>
+        <w:t xml:space="preserve">[10] ZHANG X, ZHU Q, HUANG Y, et al. AeroAct: action-centered world-action models for language-conditioned quadrotor flight[A/OL]. arXiv (2026). https://arxiv.org/abs/2607.14997.</w:t>
+      </w:r>
+    </w:p>
+    <w:p>
+      <w:pPr>
+        <w:pStyle w:val="BodyText"/>
+      </w:pPr>
+      <w:r>
+        <w:t xml:space="preserve">[11] NAGABANDI A, KAHN G, FEARING R S, et al. Neural network dynamics for model-based deep reinforcement learning with model-free fine-tuning[C]//IEEE International Conference on Robotics and Automation. 2018.</w:t>
+      </w:r>
+    </w:p>
+    <w:p>
+      <w:pPr>
+        <w:pStyle w:val="BodyText"/>
+      </w:pPr>
+      <w:r>
+        <w:t xml:space="preserve">[12] CHUA K, CALANDRA R, MCALLISTER R, et al. Deep reinforcement learning in a handful of trials using probabilistic dynamics models[C]//Advances in Neural Information Processing Systems. 2018.</w:t>
+      </w:r>
+    </w:p>
+    <w:p>
+      <w:pPr>
+        <w:pStyle w:val="BodyText"/>
+      </w:pPr>
+      <w:r>
+        <w:t xml:space="preserve">[13] SHAH S, DEY D, LOVETT C, et al. AirSim: high-fidelity visual and physical simulation for autonomous vehicles[C]//Field and Service Robotics. 2018.</w:t>
+      </w:r>
+    </w:p>
+    <w:p>
+      <w:pPr>
+        <w:pStyle w:val="BodyText"/>
+      </w:pPr>
+      <w:r>
+        <w:t xml:space="preserve">[14] DOSOVITSKIY A, BEYER L, KOLESNIKOV A, et al. An image is worth 16x16 words: transformers for image recognition at scale[C]//International Conference on Learning Representations. 2021.</w:t>
+      </w:r>
+    </w:p>
+    <w:bookmarkEnd w:id="31"/>
     <w:sectPr>
       <w:footnotePr>
         <w:numRestart w:val="eachSect"/>
